--- a/example_articles/us_region/Unspecified/2.us_region_Unspecified_New_York_Times.docx
+++ b/example_articles/us_region/Unspecified/2.us_region_Unspecified_New_York_Times.docx
@@ -27,17 +27,17 @@
     </w:p>
     <w:p>
       <w:r>
-        <w:t>Source File: NYT/50.DOCX</w:t>
+        <w:t>Source file: NYT/50.DOCX</w:t>
       </w:r>
     </w:p>
     <w:p>
       <w:r>
-        <w:t>Raw locations result: ['Czechoslovakia']</w:t>
+        <w:t>Raw locations result, 'locations': ['Czechoslovakia']</w:t>
       </w:r>
     </w:p>
     <w:p>
       <w:r>
-        <w:t>us_region_stand_flat (Standardized): Unspecified</w:t>
+        <w:t>Standardized locations result, 'us_region_stand_flat': Unspecified</w:t>
       </w:r>
     </w:p>
     <w:p>

--- a/example_articles/us_region/Unspecified/2.us_region_Unspecified_New_York_Times.docx
+++ b/example_articles/us_region/Unspecified/2.us_region_Unspecified_New_York_Times.docx
@@ -7,7 +7,7 @@
         <w:pStyle w:val="Heading1"/>
       </w:pPr>
       <w:r>
-        <w:t>Teachers and Principal Begin Sharing Power, but Gingerly</w:t>
+        <w:t>Public TV Is Seeking To Centralize Programs</w:t>
       </w:r>
     </w:p>
     <w:p>
@@ -17,22 +17,22 @@
     </w:p>
     <w:p>
       <w:r>
-        <w:t>Date: 1990-11-13</w:t>
+        <w:t>Date: 1990-06-21</w:t>
       </w:r>
     </w:p>
     <w:p>
       <w:r>
-        <w:t>Section: Section A;; Section A; Page 1; Column 1; Metropolitan Desk; Column 1;; Series</w:t>
+        <w:t>Section: Section C; Page 22, Column 5; Cultural Desk</w:t>
       </w:r>
     </w:p>
     <w:p>
       <w:r>
-        <w:t>Source file: NYT/50.DOCX</w:t>
+        <w:t>Source file: NYT/29.DOCX</w:t>
       </w:r>
     </w:p>
     <w:p>
       <w:r>
-        <w:t>Raw locations result, 'locations': ['Czechoslovakia']</w:t>
+        <w:t>Raw locations result, 'locations': ['England']</w:t>
       </w:r>
     </w:p>
     <w:p>
@@ -49,81 +49,57 @@
     </w:p>
     <w:p>
       <w:r>
-        <w:t>At Public School 192 on Harlem's western edge, there are moments when the teachers and the principal are not sure who is in charge.</w:t>
+        <w:t>Public television, historically a dense tangle of competing bureaucracies, unveiled a sleek look for the 1990's during a meeting of station and programming executives this week in Dallas.</w:t>
         <w:br/>
-        <w:t>Like colleagues at 93 other New York City schools, P.S. 192's teachers have been given the privilege of sitting with the principal as virtual equals on a governing committee that decides school policy.</w:t>
+        <w:t>Most applauded the plan, which would abolish much of the bureaucracy and place nearly all programming decisions in the hands of a chief programming executive. But some questioned whether the proposed changes presaged a true reordering of public television's priorities or were merely cosmetic.</w:t>
         <w:br/>
-        <w:t>For the most part, everyone is excited, or at least intrigued, about taking part in a power-sharing experiment, known as school-based management, that is the cornerstone of Schools Chancellor Joseph A. Fernandez's plan to overhaul the schools. It is being watched by school systems around the country as a way of moving decisions from remote bureaucracy to the teachers and parents who are closest to the children.</w:t>
+        <w:t>The answer rests with Jennifer Lawson, who became executive vice president for programming and promotional services at the Public Broadcasting Service in November. The newly created position made her the most powerful programming executive in the 23-year history of public television.</w:t>
+        <w:br/>
+        <w:t>In the past, stations have paid for programs collectively but have scheduled them independently. Under the proposed plan, which still needs to be ratified by the 330 public-television affiliates, Ms. Lawson would be responsible for creating and promoting a national program schedule.</w:t>
         <w:br/>
         <w:t xml:space="preserve"> </w:t>
         <w:br/>
-        <w:t>Unease at Losing Old Roles</w:t>
+        <w:t>With $100 Million</w:t>
         <w:br/>
-        <w:t xml:space="preserve"> But teachers have been conditioned by their profession to follow orders and principals have been conditioned to give them, and in these early stages everyone is finding it difficult to surrender familiar roles.</w:t>
+        <w:t>She would be helped by a program committee whose 17 members include station and program executives. The plan would also place at Ms. Lawson's disposal $100 million in program funds, some of which would come from the Corporation for Public Broadcasting.</w:t>
         <w:br/>
-        <w:t>The occasional tensions were evident at a meeting of the school's steering committee in mid-October. At 7:30 A.M., an hour before the pupils arrived, the 13 members were seated uneasily around a long classroom table that seemed like a clearing in a forest of upended pupil chairs, and some teacher members were admonishing the principal, Lydia Silva. Why had she not set up a new kindergarten library room that a subcommittee had recommended weeks before?</w:t>
+        <w:t>Centralization, senior PBS executives told the stations, would result in better promotion of shows and would build audiences; it would also provide for faster development of new programs. But some station executives said that they wanted greater accountability for the decisions Ms. Lawson makes, and that they were uneasy about relinquishing their autonomy.</w:t>
         <w:br/>
-        <w:t>"We can't tell Miss Bravo that we need a kindergarten library," said Carol Fuster, referring to Daisy Bravo, who coordinates the kindergarten program. "She's going to look at us funny. You're the one who's got to tell her!"</w:t>
+        <w:t>''The whole world is going to a marketplace economy, and we're doing just the opposite,'' said William F. Baker, the president of WNET, the major New York public station and the largest in the system.</w:t>
         <w:br/>
-        <w:t>But Ms. Silva shot back with an explanation for inertia that was startlingly simple.</w:t>
+        <w:t>While offering qualified support for the plan, Mr. Baker said the stations should have a say in the schedule Ms. Lawson devises. Under the old system, he added, money for programs could be sought from PBS and from the Corporation for Public Broadcasting; there will be just one source for money now. ''Some of the best shows we've ever done were rejected by one and accepted by the other,'' Mr. Baker said.</w:t>
         <w:br/>
-        <w:t>"This is the first time I heard of it," she said.</w:t>
-        <w:br/>
-        <w:t>The library was eventually set up, but the mixup was not an aberration. "We're traveling on the road to changing things, but it's a rocky road," Ms. Silva said in an interview. "You can't go from a top-down system and just declare it to be horizontal. It just doesn't happen."</w:t>
-        <w:br/>
-        <w:t>In part, the tensions also reflect the varying degrees of enthusiasm that greeted school-based management when Mr. Fernandez brought the idea from Miami. The idea has been fervently embraced by his chief ally, the United Federation of Teachers, as a way of giving teachers a stronger investment in their schools and a deeper professional spirit.</w:t>
+        <w:t>The president of PBS, Bruce Christensen, said yesterday that concerns about accountability were the chief subject of discussion at the meeting and that they would be addressed in the next few months, before a final plan was offered for ratification. But he added that ''the plan we have presented has had broad and wide and deep acceptance'' and that it would probably be ratified by the end of the year.</w:t>
         <w:br/>
         <w:t xml:space="preserve"> </w:t>
         <w:br/>
-        <w:t>Limited Adventuring</w:t>
+        <w:t>'A Feeling of Turnaround'</w:t>
         <w:br/>
-        <w:t xml:space="preserve"> But the principals' union, the Council of Supervisors and Administrators, has misgivings about reducing its members' powers, though it has gone along wherever committees have agreed to decide policy by consensus and not by majority vote. Under the Chancellor's rules, the committees' majorities must be teachers. Administrators and parents are also included.</w:t>
+        <w:t>Judy Kelly, a producer of programs about the arts for KERA, a PBS affiliate in Dallas, said: ''The feeling here is one of cautious exhilaration. There's a feeling of turnaround, that the old guard is dead.''</w:t>
         <w:br/>
-        <w:t>For now, the P.S. 192 committee members seem to be trying to limit their sights as educational adventurers. They are focusing on basics: getting teachers more training, getting parents more immersed in the school's life. Few changes are planned, even in the school's academic program.</w:t>
+        <w:t>But several participants in the meeting said they wondered whether the changes would produce better programs.</w:t>
         <w:br/>
-        <w:t>"There isn't that much difference just yet," Linda Friedman, a fifth-grade teacher who heads the steering committee, said in mid-October. "In six weeks, you can't turn around a whole large institutional setting."</w:t>
+        <w:t>Ms. Lawson said her priorities were to offer more cultural diversity to public television, to improve and expand programming for children and to increase the audience through better promotion. Competition, from cable television in particular, has forced public television to focus on what it can offer viewers that commercial television, which has to appeal to a mass audience for its profits, does not.</w:t>
         <w:br/>
-        <w:t>The accomplishments have been small but significant, the committee thinks. It quickly decided that open school night in November came too late in the year for parents and teachers to get to know one another. It transformed a staff meeting in September into an occasion where teachers met with parents for 45 minutes and explained what kinds of work and discipline were expected.</w:t>
+        <w:t>Several announcements that portend what the participants described as improvements in programming were made during the meeting. John Schott, a highly regarded producer from St. Paul, was named executive director of the Independent Television Service, which is to finance several programs directly from independent producers.</w:t>
+        <w:br/>
+        <w:t>PBS may also develop a new cable network with the Discovery Channel to increase the distribution of its educational programs. And PBS is planning to offer greater coverage of the next Presidential campaign.</w:t>
         <w:br/>
         <w:t xml:space="preserve"> </w:t>
         <w:br/>
-        <w:t>Fewer Excuses for Parents</w:t>
+        <w:t>In Search of Viewers</w:t>
         <w:br/>
-        <w:t xml:space="preserve"> "We were able to say to the parents that the child will get homework every night," said Ms. Friedman, a 27-year veteran. "Now parents can't say 'I didn't know.' "</w:t>
+        <w:t>Nevertheless, serving a diverse audience may remain the most elusive goal public television has set for itself. A study of PBS programs by the City University of New York Committee for Cultural Studies, which is to be released at the conference today, underscores the point. Less than one-half of 1 percent of the shows on PBS in 1988 and 1989 were about the working class, the study reported, and most of those shows were about English workers.</w:t>
         <w:br/>
-        <w:t>The problems the committee will have to wrestle with are daunting. P.S. 192, at 500 West 138th Street, sits atop a bluff overlooking City College in a neighborhood that is largely Hispanic and working-class or poor. Most of its 1,325 students in kindergarten through grade 5 are Dominicans, others are Hispanic and black, and most are children of immigrants. Only 30.5 percent of the pupils read at the national average for that grade, placing the school 509th out of the city's 619 elementary schools.</w:t>
+        <w:t>The study was paid for by Made in USA Productions, an independent production company that has been trying for more than a decade to create a public-television series about the history of the labor movement in America.</w:t>
         <w:br/>
-        <w:t>The committee, organized last spring, is made up of the principal, an assistant principal, a parent, Richard W. Wong, who is vice president of the parents association, a school aide, a guidance counselor and seven teachers, including the union chapter chairman, Vincent Gaglione. So far, Mr. Wong has taken a minimal role.</w:t>
+        <w:t>Ms. Lawson said yesterday that she had not read the study, but that the statistics surprised her. The concerns of the working class, she said, are an important part of public television.</w:t>
         <w:br/>
-        <w:t>The committee meets every other Wednesday morning in Ms. Friedman's classroom. There is coffee and several canisters of biscuits, but little small talk. There is so much interest in the experiment that even at this early hour many teachers who are not members attend.</w:t>
+        <w:t>But one senior public-television executive, who asked to remain unidentified, said he was not surprised by the study's findings. ''In the case of labor,'' he said, ''I think there's a fair point to be made, that public television has not done enough.''</w:t>
         <w:br/>
-        <w:t xml:space="preserve"> </w:t>
+        <w:t>The PBS plan will probably be approved in the coming weeks, several executives said. Then the process of creating a national program schedule is to begin. Public television, Mr. Christensen said, has a mandate that separates it from commercial television.</w:t>
         <w:br/>
-        <w:t>Workshops and Suspicions</w:t>
-        <w:br/>
-        <w:t xml:space="preserve"> The committee's most ambitious project is organizing a program of teacher-training workshops in reading, bilingual education, the art of storytelling and other subjects. It is extraordinarily difficult to arrange because teachers have to be found within the existing faculty who can substitute for teachers attending workshops.</w:t>
-        <w:br/>
-        <w:t>In late September, the commitee was trying to whittle down a list of workshops to 30.</w:t>
-        <w:br/>
-        <w:t>By mid-October, the program had run into the expected suspicions that greet most change. One language specialist who was to have been assigned as a substitute complained to the local district office that using her to cover other classrooms violated the Federal rules governing her job.</w:t>
-        <w:br/>
-        <w:t>Ms. Silva was in a quandary. She had initially thought that the committees had carte blanche to bend such rules. Eventually the number of workshops was shaved to roughly 20.</w:t>
-        <w:br/>
-        <w:t xml:space="preserve"> </w:t>
-        <w:br/>
-        <w:t>When to Surrender Authority</w:t>
-        <w:br/>
-        <w:t xml:space="preserve"> Ms. Silva is in her first year as the school's acting principal, and that fact, she says, has some pluses and minuses. Because she has not had long experience leading an authoritarian chain of command, she may find it easier to share her powers. But since she does not have a seasoned grasp of her job, it is sometimes hard to know when she can surrender authority.</w:t>
-        <w:br/>
-        <w:t>Mr. Gaglione, who has taught at the school for 23 years, thinks that Ms. Silva should confront the district office harder. "If we had a more assertive principal, we could probably be a more assertive committee," he said.</w:t>
-        <w:br/>
-        <w:t>Ms. Silva, a 39-year-old graduate of Barnard and the Bank Street College of Education who previously ran a school annex, still makes all day-to-day decisions: hiring teachers, juggling schedules, suspending students. But one day, many of her decisions will be shaped by the committee.</w:t>
-        <w:br/>
-        <w:t>Ms. Silva worries that too much of the committee's time has been spent on staff issues and not enough on education. "We're not an institution of employment," she says. "We're here for the sole condition of improving learning."</w:t>
-        <w:br/>
-        <w:t>The union chairman, Mr. Gaglione, is far more confident that school-based management can turn the school around, but he too faults teachers for not moving their plans into action.</w:t>
-        <w:br/>
-        <w:t>"We're the product of a system that always has had someone at the top telling us what to do," he said. "If this is going to work, we have to make it work."</w:t>
+        <w:t>''If you value the ability to make decisions based on some other criteria than can you make a buck or return a profit,'' Mr. Christensen said, ''then that's the role public television will play.''</w:t>
         <w:br/>
         <w:br/>
         <w:t>Graphic</w:t>
@@ -131,9 +107,7 @@
         <w:br/>
         <w:t xml:space="preserve"> </w:t>
         <w:br/>
-        <w:t>Photo: A meeting of the governing committee at Public School 192 in Harlem, which runs the school with teachers and principals as virtual equals. "There isn't that much difference just yet," said Linda Friedman, in checkered shirt, a fifth-grade teacher who heads the committee.</w:t>
-        <w:br/>
-        <w:t>(Photograph by John Sotomayor/The New York Times)</w:t>
+        <w:t>Photo: Jennifer Lawson, who will be responsible for creating and promoting a national program schedule for public television. (Ben Weaver for The New York Times)</w:t>
       </w:r>
     </w:p>
     <w:sectPr>

--- a/example_articles/us_region/Unspecified/2.us_region_Unspecified_New_York_Times.docx
+++ b/example_articles/us_region/Unspecified/2.us_region_Unspecified_New_York_Times.docx
@@ -7,7 +7,9 @@
         <w:pStyle w:val="Heading1"/>
       </w:pPr>
       <w:r>
-        <w:t>Public TV Is Seeking To Centralize Programs</w:t>
+        <w:t>FILM;</w:t>
+        <w:br/>
+        <w:t>For His New Film, Hanif Kureishi Reaches for a 'Beautiful Laundrette'</w:t>
       </w:r>
     </w:p>
     <w:p>
@@ -17,22 +19,22 @@
     </w:p>
     <w:p>
       <w:r>
-        <w:t>Date: 1990-06-21</w:t>
+        <w:t>Date: 1992-08-02</w:t>
       </w:r>
     </w:p>
     <w:p>
       <w:r>
-        <w:t>Section: Section C; Page 22, Column 5; Cultural Desk</w:t>
+        <w:t>Section: Section 2;; Section 2; Page 16; Column 3; Arts &amp; Leisure Desk; Column 3;; Biography</w:t>
       </w:r>
     </w:p>
     <w:p>
       <w:r>
-        <w:t>Source file: NYT/29.DOCX</w:t>
+        <w:t>Source file: NYT/52.DOCX</w:t>
       </w:r>
     </w:p>
     <w:p>
       <w:r>
-        <w:t>Raw locations result, 'locations': ['England']</w:t>
+        <w:t>Raw locations result, 'locations': ['England', 'United Kingdom']</w:t>
       </w:r>
     </w:p>
     <w:p>
@@ -49,57 +51,49 @@
     </w:p>
     <w:p>
       <w:r>
-        <w:t>Public television, historically a dense tangle of competing bureaucracies, unveiled a sleek look for the 1990's during a meeting of station and programming executives this week in Dallas.</w:t>
+        <w:t>In a large house in Notting Hill a stately white mansion that has obviously seen better days -- technicians bashed a hole in the living room, trying to attach a bike to the ceiling.</w:t>
         <w:br/>
-        <w:t>Most applauded the plan, which would abolish much of the bureaucracy and place nearly all programming decisions in the hands of a chief programming executive. But some questioned whether the proposed changes presaged a true reordering of public television's priorities or were merely cosmetic.</w:t>
+        <w:t>"I wrote this scene in a pub," said Hanif Kureishi gleefully, admiring the pandemonium from the comfort of a sofa. He was clearly enjoying the trouble he had caused. The prop was for a hallucination scene in "London Kills Me," Mr. Kureishi's third screenplay and his directorial debut. The film opens in New York on Friday.</w:t>
         <w:br/>
-        <w:t>The answer rests with Jennifer Lawson, who became executive vice president for programming and promotional services at the Public Broadcasting Service in November. The newly created position made her the most powerful programming executive in the 23-year history of public television.</w:t>
+        <w:t>Half-English, half-Pakistani, Hanif Kureishi (pronounced Ha-NEEF Ku-REE-shee) is a playwright, screenwriter, novelist, essayist. He is also a provocateur who once described England as "an intolerant, racist, homophobic, narrow-minded, authoritarian rat hole."</w:t>
         <w:br/>
-        <w:t>In the past, stations have paid for programs collectively but have scheduled them independently. Under the proposed plan, which still needs to be ratified by the 330 public-television affiliates, Ms. Lawson would be responsible for creating and promoting a national program schedule.</w:t>
+        <w:t>Glamour, of a street-smart variety, surrounds Mr. Kureishi. He likes to affect the outlaw image: the fashionable ponytail, the black leather jacket, the beer in a bottle, not a glass.  Some in the film world call him the Spike Lee of England. Asked about the comparison, Mr. Kureishi shrugged. "We don't really have that much in common, except that he's a black man in a white society, and I'm a brown man in a white society, and we're both young."</w:t>
         <w:br/>
-        <w:t xml:space="preserve"> </w:t>
+        <w:t>In America, Mr. Kureishi, who is 37 years old, is probably best known for having written "My Beautiful Laundrette," a film that seemed to come out of nowhere, a splattered cinematic canvas of Asian immigrant London circa mid-Thatcher. "Laundrette" was a long shot that came in first. Along with "Chariots of Fire," it is perhaps the most emblematic of all the films that Britain produced in the 80's. "Laundrette" is the flip side of the stiff-upper-lip "Chariots," showing the story of a homosexual relationship between a young Pakistani and a white Cockney who open a swank laundromat in a London slum.</w:t>
         <w:br/>
-        <w:t>With $100 Million</w:t>
+        <w:t>"Laundrette" remains the standard for the dream product: a low-cost slice-of-life drama that found an audience all over the world. Made on a budget of $860,000, it grossed $5 million in the United States alone, which is big box office for an independent film. "Laundrette" also introduced two other talents to the American public: the director Stephen Frears, who went on to make "Dangerous Liaisons" and "The Grifters," and Daniel Day Lewis, who won the best-actor Academy Award for "My Left Foot."</w:t>
         <w:br/>
-        <w:t>She would be helped by a program committee whose 17 members include station and program executives. The plan would also place at Ms. Lawson's disposal $100 million in program funds, some of which would come from the Corporation for Public Broadcasting.</w:t>
+        <w:t>But neither of these big names is involved with "London Kills Me"; Mr. Kureishi was on his own. He gazed up at the ominous-looking hole. "What if the ceiling falls in?" he asked one of the technicians.</w:t>
         <w:br/>
-        <w:t>Centralization, senior PBS executives told the stations, would result in better promotion of shows and would build audiences; it would also provide for faster development of new programs. But some station executives said that they wanted greater accountability for the decisions Ms. Lawson makes, and that they were uneasy about relinquishing their autonomy.</w:t>
+        <w:t>"I've got a dustpan and brush downstairs, Hanif."</w:t>
         <w:br/>
-        <w:t>''The whole world is going to a marketplace economy, and we're doing just the opposite,'' said William F. Baker, the president of WNET, the major New York public station and the largest in the system.</w:t>
+        <w:t>Mr. Kureishi smiled at the joke. Orson Welles once called film making the greatest toy-train set in the world, and Mr. Kureishi was obviously relishing his new toy. Some years ago, when he was asked if he had any aspirations to direct, he replied, "No, it's too bloody difficult, too much organization. All of those people you have to be nice to. It's a strain." But here he was, on the second day of a scheduled 38-day shoot, being nice to people, organized, dealing with the strain.</w:t>
         <w:br/>
-        <w:t>While offering qualified support for the plan, Mr. Baker said the stations should have a say in the schedule Ms. Lawson devises. Under the old system, he added, money for programs could be sought from PBS and from the Corporation for Public Broadcasting; there will be just one source for money now. ''Some of the best shows we've ever done were rejected by one and accepted by the other,'' Mr. Baker said.</w:t>
+        <w:t>The cast of unknowns were mostly in their early 20's, and they treated the quiet Mr. Kureishi as a hip, friendly teacher, or maybe an older brother. He doesn't look like a film director; short and compactly built, he has long black hair and gentle, soft black eyes. His face is angelic, but he is slow to smile and slower to laugh, often affecting the kind of puzzled expression and crooked grin one sees in pouting children and hurt dogs.</w:t>
         <w:br/>
-        <w:t>The president of PBS, Bruce Christensen, said yesterday that concerns about accountability were the chief subject of discussion at the meeting and that they would be addressed in the next few months, before a final plan was offered for ratification. But he added that ''the plan we have presented has had broad and wide and deep acceptance'' and that it would probably be ratified by the end of the year.</w:t>
+        <w:t>Not everything Mr. Kureishi has written, ranging from stage plays and screenplays to essays, stories and a novel, has been a striking success, but the title of his new film is certainly ironic in light of his own career. London hasn't killed Mr. Kureishi at all -- it has practically fallen at his feet. After the critical and commercial success of "Laundrette" (which earned him an Oscar nomination for best original screenplay), he was given an artistic blank check for his next film, "Sammy and Rosie Get Laid" (1987), which explored conservatism's collision with sexual liberation.</w:t>
         <w:br/>
-        <w:t xml:space="preserve"> </w:t>
+        <w:t>Although the movie was a commercial and critical failure, it further established Mr. Kureishi as a writer of vision. He has consistently challenged the Merchant Ivory-Masterpiece Theater view of England as a country of white people with good accents eating strawberries, playing cricket and going fox hunting. Mr. Kureishi's England is a land of immigrants, gays, punks, drug dealers and race riots. His novel, "The Buddha of Suburbia," depicts an England unsure of how to assimilate its immigrants -- and immigrants unsure whether they want to be assimilated. The book has been translated into 23 languages.</w:t>
         <w:br/>
-        <w:t>'A Feeling of Turnaround'</w:t>
+        <w:t>"London Kills Me," unlike Mr. Kureishi's other screenplays, doesn't feature race as an issue; the film is about a young white street urchin called Clint Eastwood who meets up with a gang of white drug dealers and moves into a squat, or house, with them in Notting Hill. Clint wants to go straight but needs a pair of shoes to get a job. "About two years ago, I met this guy in Notting Hill who didn't have a pair of shoes," Mr. Kureishi explained. "He'd stolen a pair from someone in his squat, but they'd found out, so he had to give them back. It seemed sort of funny and pathetic to me -- that all he needed was a pair of shoes."</w:t>
         <w:br/>
-        <w:t>Judy Kelly, a producer of programs about the arts for KERA, a PBS affiliate in Dallas, said: ''The feeling here is one of cautious exhilaration. There's a feeling of turnaround, that the old guard is dead.''</w:t>
+        <w:t>But the film is not about footware. "Drugs are high-risk capitalism," the director said, speaking the kind of lines he is apt to give his characters. "Ecstasy was the ultimate Thatcherite drug, because you could get blissed out on the weekend and still go to work Monday morning. Not like LSD. The kids around Portobello Road are into the 60's scene without the politics, just the culture. It's all about hedonism. The squatting scene is massive. So it was those two themes -- of young homelessness and drugs -- that came together in the film."</w:t>
         <w:br/>
-        <w:t>But several participants in the meeting said they wondered whether the changes would produce better programs.</w:t>
+        <w:t>The house the producers found is a former meditation center about to undergo complete renovation. "London Kills Me" turned it into a cinematic squat, with unintelligible graffiti spray-painted on the walls, mirrors smashed, the carpets trashed. Budgeted at $3 million, the production is clearly on the low end of the scale.</w:t>
         <w:br/>
-        <w:t>Ms. Lawson said her priorities were to offer more cultural diversity to public television, to improve and expand programming for children and to increase the audience through better promotion. Competition, from cable television in particular, has forced public television to focus on what it can offer viewers that commercial television, which has to appeal to a mass audience for its profits, does not.</w:t>
+        <w:t>"People will probably say the film is arrogant," Mr. Kureishi said. What do critics say about him? "His eagerness to shock is almost endearing," wrote James Wolcott in Vanity Fair. "Kureishi is a bourgeois-basher afraid of being branded bourgeois."</w:t>
         <w:br/>
-        <w:t>Several announcements that portend what the participants described as improvements in programming were made during the meeting. John Schott, a highly regarded producer from St. Paul, was named executive director of the Independent Television Service, which is to finance several programs directly from independent producers.</w:t>
+        <w:t>Mr. Kureishi, whose novel won the Whitbread Prize for the best British fiction debut of 1990, has been praised by his friend Salman Rushdie, but, like Mr. Rushdie, he is not the most admired writer in the British Asian community. The loudest critics of "My Beautiful Laundrette" were Asians. In New York, members of the Pakistani Action Committee, angry about the film's depiction of their fellow nationals, picketed its release, waving placards with such slogans as " 'My Beautiful Laundrette' is the creation of a sick and perverted mind."</w:t>
         <w:br/>
-        <w:t>PBS may also develop a new cable network with the Discovery Channel to increase the distribution of its educational programs. And PBS is planning to offer greater coverage of the next Presidential campaign.</w:t>
+        <w:t>Although Muslim characters are written about sympathetically in his novel, Mr. Kureishi said that he was brought up as an atheist. Born in 1954 to a working-class English mother and a middle-class Pakistani journalist, he grew up in the south London middle-class suburb of Bromley. "I was brought up really as an English child," he said. "My father was very Westernized -- he wasn't a practicing Muslim, for example, didn't believe in arranged marriages or practices that would have conflicted with what was around us. I wasn't influenced by Asian culture at all."</w:t>
         <w:br/>
-        <w:t xml:space="preserve"> </w:t>
+        <w:t>There were few Asians in the Bromley area then. "It was a very worrying time," said Mr. Kureishi's father, Rafiushan, in an interview during the shooting of "London Kills Me." (Rafiushan Kureishi died last January.) "The English nature is to not say anything openly, but to keep it under. But people became outspoken about race -- they gave you a hassle when you went out." The senior Kureishi, perhaps his son's greatest champion, remembered the young Hanif as being "very difficult and extremely rude at times. He could be very arrogant."</w:t>
         <w:br/>
-        <w:t>In Search of Viewers</w:t>
+        <w:t>Having come of age in the late 60's, the director has put that era's anti-authoritarian sensibility into much of his work. The land squatters in "Sammy and Rosie" could be living in a 60's commune. Characters speak as if they're in a psychedelic Roger Corman film ("This stuff will chill you, man. Just tip it on your tongue . . . .") And the drug dealers in "London Kills Me" could have been Ken Kesey's Merry Pranksters hot off the bus.</w:t>
         <w:br/>
-        <w:t>Nevertheless, serving a diverse audience may remain the most elusive goal public television has set for itself. A study of PBS programs by the City University of New York Committee for Cultural Studies, which is to be released at the conference today, underscores the point. Less than one-half of 1 percent of the shows on PBS in 1988 and 1989 were about the working class, the study reported, and most of those shows were about English workers.</w:t>
+        <w:t>Of his new film, Mr. Kureishi said, "There'll be a lot of people who'll be expecting something which is much bigger and more complicated, I suppose, more ambitious."</w:t>
         <w:br/>
-        <w:t>The study was paid for by Made in USA Productions, an independent production company that has been trying for more than a decade to create a public-television series about the history of the labor movement in America.</w:t>
-        <w:br/>
-        <w:t>Ms. Lawson said yesterday that she had not read the study, but that the statistics surprised her. The concerns of the working class, she said, are an important part of public television.</w:t>
-        <w:br/>
-        <w:t>But one senior public-television executive, who asked to remain unidentified, said he was not surprised by the study's findings. ''In the case of labor,'' he said, ''I think there's a fair point to be made, that public television has not done enough.''</w:t>
-        <w:br/>
-        <w:t>The PBS plan will probably be approved in the coming weeks, several executives said. Then the process of creating a national program schedule is to begin. Public television, Mr. Christensen said, has a mandate that separates it from commercial television.</w:t>
-        <w:br/>
-        <w:t>''If you value the ability to make decisions based on some other criteria than can you make a buck or return a profit,'' Mr. Christensen said, ''then that's the role public television will play.''</w:t>
+        <w:t>Faltering ambition has never been a problem with Mr. Kureishi. These days, however, following his father's death and a bout with back problems, he has decided to travel and take it easy for a while. Although he has no new projects planned, he has written a four-hour television adaptation of "The Buddha of Suburbia," which the BBC plans to film in September. This time, though, he is content to let someone else direct.</w:t>
         <w:br/>
         <w:br/>
         <w:t>Graphic</w:t>
@@ -107,7 +101,7 @@
         <w:br/>
         <w:t xml:space="preserve"> </w:t>
         <w:br/>
-        <w:t>Photo: Jennifer Lawson, who will be responsible for creating and promoting a national program schedule for public television. (Ben Weaver for The New York Times)</w:t>
+        <w:t>Photos: Emer McCourt, left, and Steven Mackintosh in "London Kills Me"--The themes of drugs and homeless young people come together. Hanif Kureishi during the filming of "London Kills Me." (Photographs by New Line Cinema)</w:t>
       </w:r>
     </w:p>
     <w:sectPr>

--- a/example_articles/us_region/Unspecified/2.us_region_Unspecified_New_York_Times.docx
+++ b/example_articles/us_region/Unspecified/2.us_region_Unspecified_New_York_Times.docx
@@ -34,7 +34,7 @@
     </w:p>
     <w:p>
       <w:r>
-        <w:t>Raw locations result, 'locations': ['England', 'United Kingdom']</w:t>
+        <w:t>Raw locations result, 'locations': ['England']</w:t>
       </w:r>
     </w:p>
     <w:p>
